--- a/research_runs/PLOS_ONE_SUBMISSION/SupportingInformation/S1_Appendix.docx
+++ b/research_runs/PLOS_ONE_SUBMISSION/SupportingInformation/S1_Appendix.docx
@@ -3988,7 +3988,7 @@
     </w:p>
     <w:p>
       <w:r>
-        <w:t>The source manuscript bundle contains consistent English Markdown, editable DOCX, a PDF layout export, standalone LaTeX source with embedded numerical figure panels, the Chinese companion, figure sources and PNG/PDF/SVG exports, participant tables, a completed-condition inventory, verified references, independent numerical-audit scripts, and an author submission checklist. The main paper reports the retained scientific results; operational cloud failure logs do not substitute for scientific endpoints. All manuscript preparation fits and checkpoint-inference counts are zero. Funding, competing-interest and ethics statements reflect the author’s confirmation; the author confirmed review and approval of the source scientific manuscript. The PLOS-formatted files require separate author review and approval. The author now reports that the manuscript is under consideration at Journal of Neural Engineering; this preparation package is not a PLOS ONE submission.</w:t>
+        <w:t>The submission materials contain the manuscript, supporting information, standalone figures, frozen derived data and validation evidence. All manuscript-preparation model fits and checkpoint-inference counts are zero. Operational cloud logs are not scientific endpoints. Author declarations and final submission checks are maintained separately from the scientific results.</w:t>
       </w:r>
     </w:p>
     <w:p>
